--- a/최종_게시_패키지/01_블로그용_Word/문병로_교수의_메트릭_스튜디오_02_01_블로그_게시용_손절추가_최종본.docx
+++ b/최종_게시_패키지/01_블로그용_Word/문병로_교수의_메트릭_스튜디오_02_01_블로그_게시용_손절추가_최종본.docx
@@ -89,7 +89,22 @@
           <w:rFonts w:ascii="Malgun Gothic" w:hAnsi="Malgun Gothic" w:eastAsia="Malgun Gothic"/>
           <w:sz w:val="22"/>
         </w:rPr>
-        <w:t>처음에는 이 숫자를 전략의 조건으로 적어 두고 싶었다. 유동성 상위 80%를 사용하면 되겠다고 말이다. 그런데 같은 전략을 1억 원으로 운용하는 사람과 100억 원으로 운용하는 사람이 정말 같은 기준을 공유해야 하는지는 설명되지 않는다. 수익률이 높은 종목군과 내가 실제로 살 수 있는 종목군도 같지 않을 수 있다.</w:t>
+        <w:t xml:space="preserve">처음에는 책에서 수익률이 높았던 </w:t>
+      </w:r>
+      <w:r>
+        <w:rPr>
+          <w:rFonts w:ascii="Malgun Gothic" w:hAnsi="Malgun Gothic" w:eastAsia="Malgun Gothic"/>
+          <w:b/>
+          <w:sz w:val="22"/>
+        </w:rPr>
+        <w:t>유동성 상위 80%</w:t>
+      </w:r>
+      <w:r>
+        <w:rPr>
+          <w:rFonts w:ascii="Malgun Gothic" w:hAnsi="Malgun Gothic" w:eastAsia="Malgun Gothic"/>
+          <w:sz w:val="22"/>
+        </w:rPr>
+        <w:t>를 내 전략의 고정 필터로 쓰고 싶었다. 매월 평균 거래대금 상위 80% 안의 종목만 매수 후보로 남기면 된다고 생각했다. 그런데 같은 전략을 1억 원으로 운용하는 사람과 100억 원으로 운용하는 사람이 정말 같은 기준을 공유해야 하는지는 설명되지 않는다. 수익률이 높은 종목군과 내가 실제로 살 수 있는 종목군도 같지 않을 수 있다.</w:t>
       </w:r>
     </w:p>
     <w:p>

--- a/최종_게시_패키지/01_블로그용_Word/문병로_교수의_메트릭_스튜디오_02_01_블로그_게시용_손절추가_최종본.docx
+++ b/최종_게시_패키지/01_블로그용_Word/문병로_교수의_메트릭_스튜디오_02_01_블로그_게시용_손절추가_최종본.docx
@@ -183,7 +183,7 @@
           <w:rFonts w:ascii="Malgun Gothic" w:hAnsi="Malgun Gothic" w:eastAsia="Malgun Gothic"/>
           <w:sz w:val="22"/>
         </w:rPr>
-        <w:t>이 그림은 책의 2장 그림 18을 사진의 축과 점 위치를 기준으로 다시 그린 것이다. 원문에는 점별 수치표가 함께 제시되지 않아, 정밀한 숫자 인용이 아니라 변화의 방향을 읽기 위한 재작성으로 사용했다. 상위 70% 이후 기울기가 완만해지고, 80%와 90% 사이에서는 오히려 작은 흔들림이 보인다. 이 모양은 ‘유동성은 많을수록 좋다’도, ‘유동성 80%가 항상 최적이다’도 아닌 질문을 만든다. 수익률 곡선이 평평해지는 지점에서 늘어난 종목 수가 운용 가능성의 감소를 보상하는가.</w:t>
+        <w:t>이 그림은 책의 2장 그림 18을 사진의 축과 점 위치를 기준으로 다시 그린 것이다. 원문에는 점별 수치표가 함께 제시되지 않아, 정밀한 숫자 인용이 아니라 변화의 방향을 읽기 위한 재작성으로 사용했다. 상위 70% 이후 기울기가 완만해지고, 80%와 90% 사이에서는 오히려 작은 흔들림이 보인다. 그래프만으로 슬리피지를 측정할 수는 없다. 다만 이 구간에서는 유니버스를 더 넓혀도 이론 수익률의 추가 개선이 크지 않다. 그렇다면 새로 편입되는 저유동성 종목이 만드는 추가 수익이, 실제 집행에서 늘어나는 슬리피지를 감당할 만큼 큰가. 이 그림은 답하지 못하는 이 질문을 뒤에서 운용 규모와 체결 가능 비중을 함께 넣어 확인했다.</w:t>
       </w:r>
     </w:p>
     <w:p>

--- a/최종_게시_패키지/01_블로그용_Word/문병로_교수의_메트릭_스튜디오_02_01_블로그_게시용_손절추가_최종본.docx
+++ b/최종_게시_패키지/01_블로그용_Word/문병로_교수의_메트릭_스튜디오_02_01_블로그_게시용_손절추가_최종본.docx
@@ -195,7 +195,7 @@
           <w:rFonts w:ascii="Malgun Gothic" w:hAnsi="Malgun Gothic" w:eastAsia="Malgun Gothic"/>
           <w:sz w:val="22"/>
         </w:rPr>
-        <w:t>내 실험의 수익률을 이 그림의 66.16%와 직접 비교하지는 않았다. 표본 기간, 신호의 정의, 종목 수, 리밸런싱, 비용 모형이 다르면 같은 ‘유동성 상위 80%’도 같은 포트폴리오가 아니다. 책의 숫자를 재현하지 못했다고 반박할 수도 없고, 비슷한 모양이 나왔다고 검증됐다고 말할 수도 없다. 이 글의 목적은 책의 한 숫자를 복사하는 일이 아니라, 그 숫자가 성립하려면 무엇이 고정돼 있어야 하는지 분해하는 일이다.</w:t>
+        <w:t>이 질문 때문에 나는 책의 66.16%를 내 실험의 목표값으로 두지 않았다. 표본 기간, 신호의 정의, 종목 수, 리밸런싱, 비용 모형이 다르면 같은 ‘유동성 상위 80%’도 같은 포트폴리오가 아니다. 책의 수익률을 재현하지 못했다고 반박할 수도 없고, 비슷한 모양이 나왔다고 검증됐다고 말할 수도 없다. 대신 책의 한 숫자가 성립하려면 무엇이 고정돼 있어야 하는지 분해하고, 그 조건을 바꿨을 때 결과가 어디에서 달라지는지 확인했다.</w:t>
       </w:r>
     </w:p>
     <w:p>

--- a/최종_게시_패키지/01_블로그용_Word/문병로_교수의_메트릭_스튜디오_02_01_블로그_게시용_손절추가_최종본.docx
+++ b/최종_게시_패키지/01_블로그용_Word/문병로_교수의_메트릭_스튜디오_02_01_블로그_게시용_손절추가_최종본.docx
@@ -277,6 +277,110 @@
           <w:sz w:val="22"/>
         </w:rPr>
         <w:t>이번 실험에는 한국 주식 수정주가·거래량·시가총액 패널을 사용했다. 기간은 2000년 8월부터 2026년 4월까지이며, 월 단위로 리밸런싱했다. 반전·모멘텀·저변동성·소형주 네 신호에 유동성, 보유 종목 수, 운용 규모, 거래비용을 바꿔 총 1,728개 전략을 만들었다.</w:t>
+      </w:r>
+    </w:p>
+    <w:p>
+      <w:pPr>
+        <w:spacing w:after="160" w:line="320" w:lineRule="auto"/>
+      </w:pPr>
+      <w:r>
+        <w:rPr>
+          <w:rFonts w:ascii="Malgun Gothic" w:hAnsi="Malgun Gothic" w:eastAsia="Malgun Gothic"/>
+          <w:sz w:val="22"/>
+        </w:rPr>
+        <w:t>그런데 이 조합을 만들기 전에 먼저 정할 문제가 있었다. 책의 ‘유동성 상위 80%’를 코드에서 어떤 규칙으로 바꿀 것인가. 유동성의 정의가 달라지면 그 뒤에 붙는 신호·보유 종목 수·체결비용도 모두 다른 표본에서 계산된다. 그래서 실험의 첫 단계는 수익률 계산이 아니라 유동성을 실행 가능한 숫자로 정하는 일이었다.</w:t>
+      </w:r>
+    </w:p>
+    <w:p>
+      <w:pPr>
+        <w:pStyle w:val="Heading3"/>
+      </w:pPr>
+      <w:r>
+        <w:t>1. 유동성을 실행 가능한 규칙으로 바꾸기</w:t>
+      </w:r>
+    </w:p>
+    <w:p>
+      <w:pPr>
+        <w:spacing w:after="160" w:line="320" w:lineRule="auto"/>
+      </w:pPr>
+      <w:r>
+        <w:rPr>
+          <w:rFonts w:ascii="Malgun Gothic" w:hAnsi="Malgun Gothic" w:eastAsia="Malgun Gothic"/>
+          <w:sz w:val="22"/>
+        </w:rPr>
+        <w:t>여기서 유동성은 막연히 ‘거래가 활발한 종목’이라는 뜻으로 쓰지 않았다. 매월 리밸런싱 직전 21거래일의 평균 거래대금(ADV)을 계산하고, 그 달에 관측 가능한 종목을 이 값의 큰 순서로 정렬했다. 유동성 상위 70%라면 이 순위에서 위 70%를 먼저 남긴 뒤, 그 안에서 저변동성이나 소형주 같은 신호를 적용했다. 같은 종목도 거래대금이 줄면 다음 달 유니버스에서 빠질 수 있다. 유동성은 종목에 붙은 영구적인 꼬리표가 아니라, 매월 다시 계산되는 진입 제약이다.</w:t>
+      </w:r>
+    </w:p>
+    <w:p>
+      <w:pPr>
+        <w:spacing w:after="160" w:line="320" w:lineRule="auto"/>
+      </w:pPr>
+      <w:r>
+        <w:rPr>
+          <w:rFonts w:ascii="Malgun Gothic" w:hAnsi="Malgun Gothic" w:eastAsia="Malgun Gothic"/>
+          <w:sz w:val="22"/>
+        </w:rPr>
+        <w:t>상위 20%라는 말에도 작은 예외를 넣었다. 보유 종목 수를 최대 50개까지 바꿨기 때문에, 어떤 달에는 상위 20%가 50개보다 적을 수 있다. 그런 달에는 신호의 우열이 아니라 단순히 후보 부족 때문에 실험이 중단된다. 이를 피하기 위해 유동성 유니버스에는 최소 50개를 남겼다. 따라서 이 글의 ‘상위 20%’는 엄밀히 말하면 상위 20% 또는 최소 50개 중 더 큰 쪽이다. 작은 기술적 처리지만, 이 사실을 숨기면 유동성 컷의 효과와 표본 부족의 효과를 구분할 수 없다.</w:t>
+      </w:r>
+    </w:p>
+    <w:p>
+      <w:pPr>
+        <w:pStyle w:val="Heading3"/>
+      </w:pPr>
+      <w:r>
+        <w:t>2. 유동성 안에서 비교할 신호를 정하기</w:t>
+      </w:r>
+    </w:p>
+    <w:p>
+      <w:pPr>
+        <w:spacing w:after="160" w:line="320" w:lineRule="auto"/>
+      </w:pPr>
+      <w:r>
+        <w:rPr>
+          <w:rFonts w:ascii="Malgun Gothic" w:hAnsi="Malgun Gothic" w:eastAsia="Malgun Gothic"/>
+          <w:sz w:val="22"/>
+        </w:rPr>
+        <w:t>네 신호도 같은 역할을 하지 않는다. 1개월 반전은 직전 한 달 수익률이 낮은 종목을, 6개월 모멘텀은 최근 여섯 달 수익률이 높은 종목을 선택한다. 저변동성은 최근 12개월 월 수익률의 변동성이 낮은 종목을, 소형주는 시가총액이 작은 종목을 고른다. 이 네 가지는 ‘좋아 보이는 팩터 목록’이 아니라, 가격 반전·추세·위험·규모라는 서로 다른 설명이 유동성 제약 앞에서 어떤 방식으로 무너지는지 비교하기 위한 대조군이다.</w:t>
+      </w:r>
+    </w:p>
+    <w:p>
+      <w:pPr>
+        <w:spacing w:after="160" w:line="320" w:lineRule="auto"/>
+      </w:pPr>
+      <w:r>
+        <w:rPr>
+          <w:rFonts w:ascii="Malgun Gothic" w:hAnsi="Malgun Gothic" w:eastAsia="Malgun Gothic"/>
+          <w:sz w:val="22"/>
+        </w:rPr>
+        <w:t>특히 6개월 모멘텀은 이전 한국 주식 프로젝트에서 성과가 좋지 않았던 신호였다. 그 결과를 보고 이번 실험에서 빼 버리면, 나는 유리한 신호만 남긴 채 유동성의 효과를 말하게 된다. 그래서 모멘텀을 다시 넣었다. 좋은 모델을 입증하기 위해서가 아니라, 유동성 기준을 넓혔을 때도 살아남지 못하는 신호가 실제로 있는지 확인하기 위해서다.</w:t>
+      </w:r>
+    </w:p>
+    <w:p>
+      <w:pPr>
+        <w:pStyle w:val="Heading3"/>
+      </w:pPr>
+      <w:r>
+        <w:t>3. 선택 시점과 평가 시점을 분리하기</w:t>
+      </w:r>
+    </w:p>
+    <w:p>
+      <w:pPr>
+        <w:spacing w:after="160" w:line="320" w:lineRule="auto"/>
+      </w:pPr>
+      <w:r>
+        <w:rPr>
+          <w:rFonts w:ascii="Malgun Gothic" w:hAnsi="Malgun Gothic" w:eastAsia="Malgun Gothic"/>
+          <w:sz w:val="22"/>
+        </w:rPr>
+        <w:t>종목 선택에는 형성 월 종가까지의 정보만 사용했고, 다음 달 수익률은 선택 뒤에만 붙였다. 그렇다고 이 한 문장으로 미래정보 문제가 사라지는 것은 아니다. 수정주가에는 액면분할·배당·상장폐지 같은 사후 사건의 조정이 들어갈 수 있다. 그래서 이후에 재진입 종목과 다음 가격이 비어 있는 종목을 따로 감사했다. 백테스트에서 ‘룩어헤드를 막았다’는 말은 코드 한 줄의 문제가 아니라, 원천 가격이 어떤 사건을 어떤 시점에 반영했는지까지 확인해야 성립한다.</w:t>
+      </w:r>
+    </w:p>
+    <w:p>
+      <w:pPr>
+        <w:pStyle w:val="Heading3"/>
+      </w:pPr>
+      <w:r>
+        <w:t>4. 바꿔 본 조건</w:t>
       </w:r>
     </w:p>
     <w:tbl>
@@ -621,74 +725,6 @@
       <w:pPr>
         <w:spacing w:after="0"/>
       </w:pPr>
-    </w:p>
-    <w:p>
-      <w:pPr>
-        <w:pStyle w:val="Heading3"/>
-      </w:pPr>
-      <w:r>
-        <w:t>유동성을 어떻게 정의했는가</w:t>
-      </w:r>
-    </w:p>
-    <w:p>
-      <w:pPr>
-        <w:spacing w:after="160" w:line="320" w:lineRule="auto"/>
-      </w:pPr>
-      <w:r>
-        <w:rPr>
-          <w:rFonts w:ascii="Malgun Gothic" w:hAnsi="Malgun Gothic" w:eastAsia="Malgun Gothic"/>
-          <w:sz w:val="22"/>
-        </w:rPr>
-        <w:t>여기서 유동성은 막연히 ‘거래가 활발한 종목’이라는 뜻으로 쓰지 않았다. 매월 리밸런싱 직전 21거래일의 평균 거래대금(ADV)을 계산하고, 그 달에 관측 가능한 종목을 이 값의 큰 순서로 정렬했다. 유동성 상위 70%라면 이 순위에서 위 70%를 먼저 남긴 뒤, 그 안에서 저변동성이나 소형주 같은 신호를 적용했다. 같은 종목도 거래대금이 줄면 다음 달 유니버스에서 빠질 수 있다. 유동성은 종목에 붙은 영구적인 꼬리표가 아니라, 매월 다시 계산되는 진입 제약이다.</w:t>
-      </w:r>
-    </w:p>
-    <w:p>
-      <w:pPr>
-        <w:spacing w:after="160" w:line="320" w:lineRule="auto"/>
-      </w:pPr>
-      <w:r>
-        <w:rPr>
-          <w:rFonts w:ascii="Malgun Gothic" w:hAnsi="Malgun Gothic" w:eastAsia="Malgun Gothic"/>
-          <w:sz w:val="22"/>
-        </w:rPr>
-        <w:t>상위 20%라는 말에도 작은 예외를 넣었다. 보유 종목 수를 최대 50개까지 바꿨기 때문에, 어떤 달에는 상위 20%가 50개보다 적을 수 있다. 그런 달에는 신호의 우열이 아니라 단순히 후보 부족 때문에 실험이 중단된다. 이를 피하기 위해 유동성 유니버스에는 최소 50개를 남겼다. 따라서 이 글의 ‘상위 20%’는 엄밀히 말하면 상위 20% 또는 최소 50개 중 더 큰 쪽이다. 작은 기술적 처리지만, 이 사실을 숨기면 유동성 컷의 효과와 표본 부족의 효과를 구분할 수 없다.</w:t>
-      </w:r>
-    </w:p>
-    <w:p>
-      <w:pPr>
-        <w:spacing w:after="160" w:line="320" w:lineRule="auto"/>
-      </w:pPr>
-      <w:r>
-        <w:rPr>
-          <w:rFonts w:ascii="Malgun Gothic" w:hAnsi="Malgun Gothic" w:eastAsia="Malgun Gothic"/>
-          <w:sz w:val="22"/>
-        </w:rPr>
-        <w:t>네 신호도 같은 역할을 하지 않는다. 1개월 반전은 직전 한 달 수익률이 낮은 종목을, 6개월 모멘텀은 최근 여섯 달 수익률이 높은 종목을 선택한다. 저변동성은 최근 12개월 월 수익률의 변동성이 낮은 종목을, 소형주는 시가총액이 작은 종목을 고른다. 이 네 가지는 ‘좋아 보이는 팩터 목록’이 아니라, 가격 반전·추세·위험·규모라는 서로 다른 설명이 유동성 제약 앞에서 어떤 방식으로 무너지는지 비교하기 위한 대조군이다.</w:t>
-      </w:r>
-    </w:p>
-    <w:p>
-      <w:pPr>
-        <w:spacing w:after="160" w:line="320" w:lineRule="auto"/>
-      </w:pPr>
-      <w:r>
-        <w:rPr>
-          <w:rFonts w:ascii="Malgun Gothic" w:hAnsi="Malgun Gothic" w:eastAsia="Malgun Gothic"/>
-          <w:sz w:val="22"/>
-        </w:rPr>
-        <w:t>특히 6개월 모멘텀은 이전 한국 주식 프로젝트에서 성과가 좋지 않았던 신호였다. 그 결과를 보고 이번 실험에서 빼 버리면, 나는 유리한 신호만 남긴 채 유동성의 효과를 말하게 된다. 그래서 모멘텀을 다시 넣었다. 좋은 모델을 입증하기 위해서가 아니라, 유동성 기준을 넓혔을 때도 살아남지 못하는 신호가 실제로 있는지 확인하기 위해서다.</w:t>
-      </w:r>
-    </w:p>
-    <w:p>
-      <w:pPr>
-        <w:spacing w:after="160" w:line="320" w:lineRule="auto"/>
-      </w:pPr>
-      <w:r>
-        <w:rPr>
-          <w:rFonts w:ascii="Malgun Gothic" w:hAnsi="Malgun Gothic" w:eastAsia="Malgun Gothic"/>
-          <w:sz w:val="22"/>
-        </w:rPr>
-        <w:t>종목 선택에는 형성 월 종가까지의 정보만 사용했고, 다음 달 수익률은 선택 뒤에만 붙였다. 그렇다고 이 한 문장으로 미래정보 문제가 사라지는 것은 아니다. 수정주가에는 액면분할·배당·상장폐지 같은 사후 사건의 조정이 들어갈 수 있다. 그래서 이후에 재진입 종목과 다음 가격이 비어 있는 종목을 따로 감사했다. 백테스트에서 ‘룩어헤드를 막았다’는 말은 코드 한 줄의 문제가 아니라, 원천 가격이 어떤 사건을 어떤 시점에 반영했는지까지 확인해야 성립한다.</w:t>
-      </w:r>
     </w:p>
     <w:p>
       <w:pPr>
